--- a/Test2/学号-姓名-实验二-关联规则Apriori算法.docx
+++ b/Test2/学号-姓名-实验二-关联规则Apriori算法.docx
@@ -1,6 +1,6 @@
 
 <file path=word/document.xml><?xml version="1.0" encoding="utf-8"?>
-<w:document xmlns:wpc="http://schemas.microsoft.com/office/word/2010/wordprocessingCanvas" xmlns:mc="http://schemas.openxmlformats.org/markup-compatibility/2006" xmlns:o="urn:schemas-microsoft-com:office:office" xmlns:r="http://schemas.openxmlformats.org/officeDocument/2006/relationships" xmlns:m="http://schemas.openxmlformats.org/officeDocument/2006/math" xmlns:v="urn:schemas-microsoft-com:vml" xmlns:wp14="http://schemas.microsoft.com/office/word/2010/wordprocessingDrawing" xmlns:wp="http://schemas.openxmlformats.org/drawingml/2006/wordprocessingDrawing" xmlns:w="http://schemas.openxmlformats.org/wordprocessingml/2006/main" xmlns:w14="http://schemas.microsoft.com/office/word/2010/wordml" xmlns:w10="urn:schemas-microsoft-com:office:word" xmlns:w15="http://schemas.microsoft.com/office/word/2012/wordml" xmlns:wpg="http://schemas.microsoft.com/office/word/2010/wordprocessingGroup" xmlns:wpi="http://schemas.microsoft.com/office/word/2010/wordprocessingInk" xmlns:wne="http://schemas.microsoft.com/office/word/2006/wordml" xmlns:wps="http://schemas.microsoft.com/office/word/2010/wordprocessingShape" xmlns:wpsCustomData="http://www.wps.cn/officeDocument/2013/wpsCustomData" mc:Ignorable="w14 w15 wp14">
+<w:document xmlns:wpc="http://schemas.microsoft.com/office/word/2010/wordprocessingCanvas" xmlns:cx="http://schemas.microsoft.com/office/drawing/2014/chartex" xmlns:cx1="http://schemas.microsoft.com/office/drawing/2015/9/8/chartex" xmlns:cx2="http://schemas.microsoft.com/office/drawing/2015/10/21/chartex" xmlns:cx3="http://schemas.microsoft.com/office/drawing/2016/5/9/chartex" xmlns:cx4="http://schemas.microsoft.com/office/drawing/2016/5/10/chartex" xmlns:cx5="http://schemas.microsoft.com/office/drawing/2016/5/11/chartex" xmlns:cx6="http://schemas.microsoft.com/office/drawing/2016/5/12/chartex" xmlns:cx7="http://schemas.microsoft.com/office/drawing/2016/5/13/chartex" xmlns:cx8="http://schemas.microsoft.com/office/drawing/2016/5/14/chartex" xmlns:mc="http://schemas.openxmlformats.org/markup-compatibility/2006" xmlns:o="urn:schemas-microsoft-com:office:office" xmlns:r="http://schemas.openxmlformats.org/officeDocument/2006/relationships" xmlns:m="http://schemas.openxmlformats.org/officeDocument/2006/math" xmlns:v="urn:schemas-microsoft-com:vml" xmlns:wp14="http://schemas.microsoft.com/office/word/2010/wordprocessingDrawing" xmlns:wp="http://schemas.openxmlformats.org/drawingml/2006/wordprocessingDrawing" xmlns:w="http://schemas.openxmlformats.org/wordprocessingml/2006/main" xmlns:w14="http://schemas.microsoft.com/office/word/2010/wordml" xmlns:w10="urn:schemas-microsoft-com:office:word" xmlns:w15="http://schemas.microsoft.com/office/word/2012/wordml" xmlns:wpg="http://schemas.microsoft.com/office/word/2010/wordprocessingGroup" xmlns:wpi="http://schemas.microsoft.com/office/word/2010/wordprocessingInk" xmlns:wne="http://schemas.microsoft.com/office/word/2006/wordml" xmlns:wps="http://schemas.microsoft.com/office/word/2010/wordprocessingShape" xmlns:wpsCustomData="http://www.wps.cn/officeDocument/2013/wpsCustomData" mc:Ignorable="w14 w15 wp14">
   <w:body>
     <w:p>
       <w:pPr>
@@ -39,10 +39,11 @@
     <w:p>
       <w:pPr>
         <w:rPr>
-          <w:rFonts w:ascii="Times New Roman" w:hAnsi="Times New Roman" w:eastAsia="宋体"/>
-          <w:b/>
-          <w:sz w:val="24"/>
-          <w:szCs w:val="24"/>
+          <w:rFonts w:hint="default" w:ascii="Times New Roman" w:hAnsi="Times New Roman" w:eastAsia="宋体"/>
+          <w:b/>
+          <w:sz w:val="24"/>
+          <w:szCs w:val="24"/>
+          <w:lang w:val="en-US" w:eastAsia="zh-CN"/>
         </w:rPr>
       </w:pPr>
       <w:r>
@@ -54,14 +55,25 @@
         </w:rPr>
         <w:t>学号：</w:t>
       </w:r>
-    </w:p>
-    <w:p>
-      <w:pPr>
-        <w:rPr>
-          <w:rFonts w:ascii="Times New Roman" w:hAnsi="Times New Roman" w:eastAsia="宋体"/>
-          <w:b/>
-          <w:sz w:val="24"/>
-          <w:szCs w:val="24"/>
+      <w:r>
+        <w:rPr>
+          <w:rFonts w:hint="eastAsia" w:ascii="Times New Roman" w:hAnsi="Times New Roman" w:eastAsia="宋体"/>
+          <w:b/>
+          <w:sz w:val="24"/>
+          <w:szCs w:val="24"/>
+          <w:lang w:val="en-US" w:eastAsia="zh-CN"/>
+        </w:rPr>
+        <w:t>24140110</w:t>
+      </w:r>
+    </w:p>
+    <w:p>
+      <w:pPr>
+        <w:rPr>
+          <w:rFonts w:hint="eastAsia" w:ascii="Times New Roman" w:hAnsi="Times New Roman" w:eastAsia="宋体"/>
+          <w:b/>
+          <w:sz w:val="24"/>
+          <w:szCs w:val="24"/>
+          <w:lang w:val="en-US" w:eastAsia="zh-CN"/>
         </w:rPr>
       </w:pPr>
       <w:r>
@@ -72,6 +84,16 @@
           <w:szCs w:val="24"/>
         </w:rPr>
         <w:t>姓名：</w:t>
+      </w:r>
+      <w:r>
+        <w:rPr>
+          <w:rFonts w:hint="eastAsia" w:ascii="Times New Roman" w:hAnsi="Times New Roman" w:eastAsia="宋体"/>
+          <w:b/>
+          <w:sz w:val="24"/>
+          <w:szCs w:val="24"/>
+          <w:lang w:val="en-US" w:eastAsia="zh-CN"/>
+        </w:rPr>
+        <w:t>向雨蒙</w:t>
       </w:r>
     </w:p>
     <w:p>
@@ -423,7 +445,17 @@
           <w:sz w:val="24"/>
           <w:szCs w:val="24"/>
         </w:rPr>
-        <w:t>关联分析：关联分析是在大规模数据集中有目的的寻找关系的任务。</w:t>
+        <w:t>关联分析：关联分析是在大规模数据集中有目的的寻找关系的任</w:t>
+      </w:r>
+      <w:bookmarkStart w:id="0" w:name="_GoBack"/>
+      <w:bookmarkEnd w:id="0"/>
+      <w:r>
+        <w:rPr>
+          <w:rFonts w:hint="eastAsia" w:ascii="Times New Roman" w:hAnsi="Times New Roman" w:eastAsia="宋体"/>
+          <w:sz w:val="24"/>
+          <w:szCs w:val="24"/>
+        </w:rPr>
+        <w:t>务。</w:t>
       </w:r>
     </w:p>
     <w:p>
@@ -1147,8 +1179,6 @@
         </w:rPr>
         <w:t>并计算提升度</w:t>
       </w:r>
-      <w:bookmarkStart w:id="0" w:name="_GoBack"/>
-      <w:bookmarkEnd w:id="0"/>
       <w:r>
         <w:rPr>
           <w:rFonts w:hint="eastAsia" w:ascii="Times New Roman" w:hAnsi="Times New Roman" w:eastAsia="宋体"/>
@@ -1521,8 +1551,8 @@
     <w:lsdException w:uiPriority="99" w:name="Normal Indent"/>
     <w:lsdException w:uiPriority="99" w:name="footnote text"/>
     <w:lsdException w:uiPriority="99" w:name="annotation text"/>
-    <w:lsdException w:uiPriority="99" w:semiHidden="0" w:name="header"/>
-    <w:lsdException w:uiPriority="99" w:semiHidden="0" w:name="footer"/>
+    <w:lsdException w:qFormat="1" w:uiPriority="99" w:semiHidden="0" w:name="header"/>
+    <w:lsdException w:qFormat="1" w:uiPriority="99" w:semiHidden="0" w:name="footer"/>
     <w:lsdException w:uiPriority="99" w:name="index heading"/>
     <w:lsdException w:qFormat="1" w:uiPriority="35" w:name="caption"/>
     <w:lsdException w:uiPriority="99" w:name="table of figures"/>
@@ -1555,7 +1585,7 @@
     <w:lsdException w:qFormat="1" w:unhideWhenUsed="0" w:uiPriority="10" w:semiHidden="0" w:name="Title"/>
     <w:lsdException w:uiPriority="99" w:name="Closing"/>
     <w:lsdException w:uiPriority="99" w:name="Signature"/>
-    <w:lsdException w:uiPriority="1" w:name="Default Paragraph Font"/>
+    <w:lsdException w:qFormat="1" w:uiPriority="1" w:name="Default Paragraph Font"/>
     <w:lsdException w:uiPriority="99" w:name="Body Text"/>
     <w:lsdException w:uiPriority="99" w:name="Body Text Indent"/>
     <w:lsdException w:uiPriority="99" w:name="List Continue"/>
@@ -1593,7 +1623,7 @@
     <w:lsdException w:uiPriority="99" w:name="HTML Sample"/>
     <w:lsdException w:uiPriority="99" w:name="HTML Typewriter"/>
     <w:lsdException w:uiPriority="99" w:name="HTML Variable"/>
-    <w:lsdException w:uiPriority="99" w:name="Normal Table"/>
+    <w:lsdException w:qFormat="1" w:uiPriority="99" w:name="Normal Table"/>
     <w:lsdException w:uiPriority="99" w:name="annotation subject"/>
     <w:lsdException w:uiPriority="99" w:name="Table Simple 1"/>
     <w:lsdException w:uiPriority="99" w:name="Table Simple 2"/>
@@ -1760,12 +1790,14 @@
     <w:name w:val="Default Paragraph Font"/>
     <w:semiHidden/>
     <w:unhideWhenUsed/>
+    <w:qFormat/>
     <w:uiPriority w:val="1"/>
   </w:style>
   <w:style w:type="table" w:default="1" w:styleId="4">
     <w:name w:val="Normal Table"/>
     <w:semiHidden/>
     <w:unhideWhenUsed/>
+    <w:qFormat/>
     <w:uiPriority w:val="99"/>
     <w:tblPr>
       <w:tblCellMar>
@@ -1781,6 +1813,7 @@
     <w:basedOn w:val="1"/>
     <w:link w:val="9"/>
     <w:unhideWhenUsed/>
+    <w:qFormat/>
     <w:uiPriority w:val="99"/>
     <w:pPr>
       <w:tabs>
@@ -1800,6 +1833,7 @@
     <w:basedOn w:val="1"/>
     <w:link w:val="8"/>
     <w:unhideWhenUsed/>
+    <w:qFormat/>
     <w:uiPriority w:val="99"/>
     <w:pPr>
       <w:tabs>
@@ -1837,6 +1871,7 @@
     <w:name w:val="页眉 字符"/>
     <w:basedOn w:val="5"/>
     <w:link w:val="3"/>
+    <w:qFormat/>
     <w:uiPriority w:val="99"/>
     <w:rPr>
       <w:sz w:val="18"/>
